--- a/outputs/reporting/week11/2540041007_Ozkale_Week1_Progress_Report.docx
+++ b/outputs/reporting/week11/2540041007_Ozkale_Week1_Progress_Report.docx
@@ -452,7 +452,11 @@
           </w:tcPr>
           <w:p>
             <w:r>
-              <w:t>Week 1 - implementation progress</w:t>
+              <w:rPr>
+                <w:rFonts w:eastAsia="Times New Roman"/>
+                <w:color w:val="111111"/>
+              </w:rPr>
+              <w:t>Week 13 - Validation Protocol Repair and Final Attempt Stress Testing</w:t>
             </w:r>
           </w:p>
         </w:tc>
@@ -506,7 +510,15 @@
           </w:tcPr>
           <w:p>
             <w:r>
-              <w:t>April 27, 2026</w:t>
+              <w:t>May 1</w:t>
+            </w:r>
+            <w:bookmarkStart w:id="0" w:name="_GoBack"/>
+            <w:bookmarkEnd w:id="0"/>
+            <w:r>
+              <w:t>2</w:t>
+            </w:r>
+            <w:r>
+              <w:t>, 2026</w:t>
             </w:r>
           </w:p>
         </w:tc>
@@ -4561,8 +4573,6 @@
       <w:r>
         <w:t>Use this as a guide for pacing your project. We assume you have already done 1-5. Your weekly reports should roughly follow this timeline.</w:t>
       </w:r>
-      <w:bookmarkStart w:id="0" w:name="_GoBack"/>
-      <w:bookmarkEnd w:id="0"/>
     </w:p>
     <w:tbl>
       <w:tblPr>
